--- a/public/gallery/examples/software-engineer/en/resume.docx
+++ b/public/gallery/examples/software-engineer/en/resume.docx
@@ -66,7 +66,7 @@
         </w:rPr>
         <w:t xml:space="preserve">📧 </w:t>
       </w:r>
-      <w:hyperlink w:history="1" r:id="rIdwihmrpzgn6rm0bevcvm9n">
+      <w:hyperlink w:history="1" r:id="rIdl3ssufea-far-_s1o0swy">
         <w:r>
           <w:rPr>
             <w:sz w:val="18"/>
@@ -89,7 +89,7 @@
         </w:rPr>
         <w:t xml:space="preserve">🔗 </w:t>
       </w:r>
-      <w:hyperlink w:history="1" r:id="rIdcjbk7zc4prnhd7oxieayj">
+      <w:hyperlink w:history="1" r:id="rId0dajzbtcmbdij4oolrya2">
         <w:r>
           <w:rPr>
             <w:sz w:val="18"/>
@@ -124,7 +124,7 @@
         <w:spacing w:after="200" w:line="276"/>
         <w:jc w:val="center"/>
       </w:pPr>
-      <w:hyperlink w:history="1" r:id="rIdik2dc-c9hkcjmycoayxpi">
+      <w:hyperlink w:history="1" r:id="rIdueog5eejlrur6kcmcbfp5">
         <w:r>
           <w:rPr>
             <w:sz w:val="18"/>
@@ -140,7 +140,7 @@
         </w:rPr>
         <w:t xml:space="preserve"> • </w:t>
       </w:r>
-      <w:hyperlink w:history="1" r:id="rIdip-nvra4nhzdugi1xwfx6">
+      <w:hyperlink w:history="1" r:id="rIdzqsolofh_shv46dlc4k-p">
         <w:r>
           <w:rPr>
             <w:sz w:val="18"/>
@@ -287,7 +287,7 @@
         </w:rPr>
         <w:t xml:space="preserve">	</w:t>
       </w:r>
-      <w:hyperlink w:history="1" r:id="rId0murh4c3n_yscixnxo2ss">
+      <w:hyperlink w:history="1" r:id="rIdkrcnksfapl7-071jlvxrk">
         <w:r>
           <w:rPr>
             <w:sz w:val="18"/>
@@ -450,7 +450,7 @@
         </w:rPr>
         <w:t xml:space="preserve">	</w:t>
       </w:r>
-      <w:hyperlink w:history="1" r:id="rIdalnwrfgghp7dz1m1dz9se">
+      <w:hyperlink w:history="1" r:id="rIdb6m3tgiciawuqry5utx-j">
         <w:r>
           <w:rPr>
             <w:sz w:val="18"/>
@@ -632,7 +632,7 @@
         </w:rPr>
         <w:t xml:space="preserve">	</w:t>
       </w:r>
-      <w:hyperlink w:history="1" r:id="rIdntykek3o00x6fnqa_v3j4">
+      <w:hyperlink w:history="1" r:id="rIdonhiawu5pzxn25quq-eno">
         <w:r>
           <w:rPr>
             <w:sz w:val="18"/>
@@ -1038,7 +1038,7 @@
         </w:rPr>
         <w:t xml:space="preserve">	</w:t>
       </w:r>
-      <w:hyperlink w:history="1" r:id="rIdmccplx0goff6_3m0hqwgr">
+      <w:hyperlink w:history="1" r:id="rIdx-optkjzkge7aj4iswkho">
         <w:r>
           <w:rPr>
             <w:sz w:val="18"/>
@@ -1123,7 +1123,7 @@
         </w:rPr>
         <w:t xml:space="preserve">	</w:t>
       </w:r>
-      <w:hyperlink w:history="1" r:id="rId4yehvu_cepnluw_rppht6">
+      <w:hyperlink w:history="1" r:id="rIdirh5wbpdwuqx-9uixs459">
         <w:r>
           <w:rPr>
             <w:sz w:val="18"/>
@@ -1362,7 +1362,7 @@
         </w:rPr>
         <w:t xml:space="preserve">	</w:t>
       </w:r>
-      <w:hyperlink w:history="1" r:id="rIdvolv-yo9yyfs_6ozas9lf">
+      <w:hyperlink w:history="1" r:id="rId0dn4zaan7hly3jpzix_qt">
         <w:r>
           <w:rPr>
             <w:sz w:val="18"/>
@@ -1605,7 +1605,7 @@
         </w:rPr>
         <w:t xml:space="preserve">	</w:t>
       </w:r>
-      <w:hyperlink w:history="1" r:id="rId78g9our6h0-7z-ksc3lpy">
+      <w:hyperlink w:history="1" r:id="rId4vhwnm1llc_k9rpo3cyi9">
         <w:r>
           <w:rPr>
             <w:sz w:val="18"/>
